--- a/docs/content/linear_mixed_models/linear_mixed_models_lecture.docx
+++ b/docs/content/linear_mixed_models/linear_mixed_models_lecture.docx
@@ -4007,7 +4007,7 @@
       <w:r>
         <w:drawing>
           <wp:inline>
-            <wp:extent cx="5334000" cy="3649578"/>
+            <wp:extent cx="3486341" cy="2385391"/>
             <wp:effectExtent b="0" l="0" r="0" t="0"/>
             <wp:docPr descr="" title="" id="38" name="Picture"/>
             <a:graphic>
@@ -4028,7 +4028,7 @@
                   <pic:spPr bwMode="auto">
                     <a:xfrm>
                       <a:off x="0" y="0"/>
-                      <a:ext cx="5334000" cy="3649578"/>
+                      <a:ext cx="3486341" cy="2385391"/>
                     </a:xfrm>
                     <a:prstGeom prst="rect">
                       <a:avLst/>
@@ -4435,7 +4435,7 @@
       <w:r>
         <w:drawing>
           <wp:inline>
-            <wp:extent cx="5334000" cy="4445000"/>
+            <wp:extent cx="3302849" cy="2752374"/>
             <wp:effectExtent b="0" l="0" r="0" t="0"/>
             <wp:docPr descr="" title="" id="45" name="Picture"/>
             <a:graphic>
@@ -4456,7 +4456,7 @@
                   <pic:spPr bwMode="auto">
                     <a:xfrm>
                       <a:off x="0" y="0"/>
-                      <a:ext cx="5334000" cy="4445000"/>
+                      <a:ext cx="3302849" cy="2752374"/>
                     </a:xfrm>
                     <a:prstGeom prst="rect">
                       <a:avLst/>
@@ -4492,7 +4492,7 @@
       <w:r>
         <w:drawing>
           <wp:inline>
-            <wp:extent cx="5334000" cy="4392705"/>
+            <wp:extent cx="3119357" cy="2568882"/>
             <wp:effectExtent b="0" l="0" r="0" t="0"/>
             <wp:docPr descr="" title="" id="49" name="Picture"/>
             <a:graphic>
@@ -4513,7 +4513,7 @@
                   <pic:spPr bwMode="auto">
                     <a:xfrm>
                       <a:off x="0" y="0"/>
-                      <a:ext cx="5334000" cy="4392705"/>
+                      <a:ext cx="3119357" cy="2568882"/>
                     </a:xfrm>
                     <a:prstGeom prst="rect">
                       <a:avLst/>
